--- a/EXPORTS/DOCX/published/niveau2/English/Ghana.docx
+++ b/EXPORTS/DOCX/published/niveau2/English/Ghana.docx
@@ -1369,7 +1369,25 @@
           <w:color w:val="000000"/>
           <w:sz w:val="24"/>
         </w:rPr>
-        <w:t>sor ended u</w:t>
+        <w:t>s</w:t>
+      </w:r>
+      <w:r>
+        <w:rPr>
+          <w:u w:val="single" w:color="0000ff"/>
+          <w:rFonts w:ascii="Charis SIL Regular" w:hAnsi="Charis SIL Regular" w:eastAsia="Charis SIL Regular"/>
+          <w:b w:val="0"/>
+          <w:i w:val="0"/>
+          <w:color w:val="000000"/>
+          <w:sz w:val="24"/>
+        </w:rPr>
+        <w:hyperlink r:id="rId14" w:history="1">
+          <w:r>
+            <w:rPr>
+              <w:rStyle w:val="Hyperlink"/>
+            </w:rPr>
+            <w:t>or ended u</w:t>
+          </w:r>
+        </w:hyperlink>
       </w:r>
       <w:r>
         <w:rPr>
@@ -3583,68 +3601,7 @@
           <w:color w:val="000000"/>
           <w:sz w:val="24"/>
         </w:rPr>
-        <w:hyperlink r:id="rId21" w:history="1">
-          <w:r>
-            <w:rPr>
-              <w:rStyle w:val="Hyperlink"/>
-            </w:rPr>
-            <w:t>ing to th</w:t>
-          </w:r>
-        </w:hyperlink>
-      </w:r>
-      <w:r>
-        <w:rPr>
-          <w:u w:val="single" w:color="0000ff"/>
-          <w:rFonts w:ascii="Charis SIL Regular" w:hAnsi="Charis SIL Regular" w:eastAsia="Charis SIL Regular"/>
-          <w:b w:val="0"/>
-          <w:i w:val="0"/>
-          <w:color w:val="000000"/>
-          <w:sz w:val="24"/>
-        </w:rPr>
-        <w:hyperlink r:id="rId21" w:history="1">
-          <w:r>
-            <w:rPr>
-              <w:rStyle w:val="Hyperlink"/>
-            </w:rPr>
-            <w:t>e co</w:t>
-          </w:r>
-        </w:hyperlink>
-      </w:r>
-      <w:r>
-        <w:rPr>
-          <w:u w:val="single" w:color="0000ff"/>
-          <w:rFonts w:ascii="Charis SIL Regular" w:hAnsi="Charis SIL Regular" w:eastAsia="Charis SIL Regular"/>
-          <w:b w:val="0"/>
-          <w:i w:val="0"/>
-          <w:color w:val="000000"/>
-          <w:sz w:val="24"/>
-        </w:rPr>
-        <w:hyperlink r:id="rId21" w:history="1">
-          <w:r>
-            <w:rPr>
-              <w:rStyle w:val="Hyperlink"/>
-            </w:rPr>
-            <w:t xml:space="preserve">llection </w:t>
-          </w:r>
-        </w:hyperlink>
-      </w:r>
-      <w:r>
-        <w:rPr>
-          <w:u w:val="single" w:color="0000ff"/>
-          <w:rFonts w:ascii="Charis SIL Regular" w:hAnsi="Charis SIL Regular" w:eastAsia="Charis SIL Regular"/>
-          <w:b w:val="0"/>
-          <w:i w:val="0"/>
-          <w:color w:val="000000"/>
-          <w:sz w:val="24"/>
-        </w:rPr>
-        <w:hyperlink r:id="rId21" w:history="1">
-          <w:r>
-            <w:rPr>
-              <w:rStyle w:val="Hyperlink"/>
-            </w:rPr>
-            <w:t xml:space="preserve">of </w:t>
-          </w:r>
-        </w:hyperlink>
+        <w:t xml:space="preserve">ing to the collection of </w:t>
       </w:r>
       <w:r>
         <w:rPr>
@@ -3914,19 +3871,19 @@
           <w:i w:val="0"/>
           <w:color w:val="0000FF"/>
           <w:sz w:val="24"/>
+        </w:rPr>
+        <w:t>i</w:t>
+      </w:r>
+      <w:r>
+        <w:rPr>
+          <w:rFonts w:ascii="Charis SIL Regular" w:hAnsi="Charis SIL Regular" w:eastAsia="Charis SIL Regular"/>
+          <w:b w:val="0"/>
+          <w:i w:val="0"/>
+          <w:color w:val="0000FF"/>
+          <w:sz w:val="24"/>
           <w:u w:val="single"/>
         </w:rPr>
-        <w:t>ic Societ</w:t>
-      </w:r>
-      <w:r>
-        <w:rPr>
-          <w:rFonts w:ascii="Charis SIL Regular" w:hAnsi="Charis SIL Regular" w:eastAsia="Charis SIL Regular"/>
-          <w:b w:val="0"/>
-          <w:i w:val="0"/>
-          <w:color w:val="0000FF"/>
-          <w:sz w:val="24"/>
-        </w:rPr>
-        <w:t>y</w:t>
+        <w:t>c Society</w:t>
       </w:r>
       <w:r>
         <w:br/>
@@ -4372,31 +4329,13 @@
       </w:r>
       <w:r>
         <w:rPr>
-          <w:u w:val="single" w:color="0000ff"/>
           <w:rFonts w:ascii="Charis SIL Regular" w:hAnsi="Charis SIL Regular" w:eastAsia="Charis SIL Regular"/>
           <w:b w:val="0"/>
           <w:i w:val="0"/>
           <w:color w:val="000000"/>
           <w:sz w:val="24"/>
         </w:rPr>
-        <w:hyperlink r:id="rId23" w:history="1">
-          <w:r>
-            <w:rPr>
-              <w:rStyle w:val="Hyperlink"/>
-            </w:rPr>
-            <w:t>,</w:t>
-          </w:r>
-        </w:hyperlink>
-      </w:r>
-      <w:r>
-        <w:rPr>
-          <w:rFonts w:ascii="Charis SIL Regular" w:hAnsi="Charis SIL Regular" w:eastAsia="Charis SIL Regular"/>
-          <w:b w:val="0"/>
-          <w:i w:val="0"/>
-          <w:color w:val="000000"/>
-          <w:sz w:val="24"/>
-        </w:rPr>
-        <w:t xml:space="preserve"> </w:t>
+        <w:t xml:space="preserve">, </w:t>
       </w:r>
       <w:r>
         <w:rPr>
@@ -4407,7 +4346,7 @@
           <w:sz w:val="24"/>
           <w:u w:val="single"/>
         </w:rPr>
-        <w:hyperlink r:id="rId23" w:history="1">
+        <w:hyperlink r:id="rId25" w:history="1">
           <w:r>
             <w:rPr>
               <w:rStyle w:val="Hyperlink"/>
@@ -4532,7 +4471,7 @@
           <w:sz w:val="24"/>
           <w:u w:val="single"/>
         </w:rPr>
-        <w:hyperlink r:id="rId25" w:history="1">
+        <w:hyperlink r:id="rId26" w:history="1">
           <w:r>
             <w:rPr>
               <w:rStyle w:val="Hyperlink"/>
@@ -4550,7 +4489,7 @@
           <w:sz w:val="24"/>
           <w:u w:val="single"/>
         </w:rPr>
-        <w:hyperlink r:id="rId25" w:history="1">
+        <w:hyperlink r:id="rId26" w:history="1">
           <w:r>
             <w:rPr>
               <w:rStyle w:val="Hyperlink"/>
@@ -4568,7 +4507,7 @@
           <w:sz w:val="24"/>
           <w:u w:val="single"/>
         </w:rPr>
-        <w:hyperlink r:id="rId25" w:history="1">
+        <w:hyperlink r:id="rId26" w:history="1">
           <w:r>
             <w:rPr>
               <w:rStyle w:val="Hyperlink"/>
@@ -4586,7 +4525,7 @@
           <w:sz w:val="24"/>
           <w:u w:val="single"/>
         </w:rPr>
-        <w:hyperlink r:id="rId25" w:history="1">
+        <w:hyperlink r:id="rId26" w:history="1">
           <w:r>
             <w:rPr>
               <w:rStyle w:val="Hyperlink"/>
@@ -4604,7 +4543,7 @@
           <w:sz w:val="24"/>
           <w:u w:val="single"/>
         </w:rPr>
-        <w:hyperlink r:id="rId25" w:history="1">
+        <w:hyperlink r:id="rId26" w:history="1">
           <w:r>
             <w:rPr>
               <w:rStyle w:val="Hyperlink"/>
@@ -4622,7 +4561,7 @@
           <w:sz w:val="24"/>
           <w:u w:val="single"/>
         </w:rPr>
-        <w:hyperlink r:id="rId25" w:history="1">
+        <w:hyperlink r:id="rId26" w:history="1">
           <w:r>
             <w:rPr>
               <w:rStyle w:val="Hyperlink"/>
@@ -4640,7 +4579,7 @@
           <w:sz w:val="24"/>
           <w:u w:val="single"/>
         </w:rPr>
-        <w:hyperlink r:id="rId25" w:history="1">
+        <w:hyperlink r:id="rId26" w:history="1">
           <w:r>
             <w:rPr>
               <w:rStyle w:val="Hyperlink"/>
@@ -4862,40 +4801,46 @@
           <w:i w:val="0"/>
           <w:color w:val="0000FF"/>
           <w:sz w:val="24"/>
+        </w:rPr>
+        <w:hyperlink r:id="rId19" w:history="1">
+          <w:r>
+            <w:rPr>
+              <w:rStyle w:val="Hyperlink"/>
+            </w:rPr>
+            <w:t>l</w:t>
+          </w:r>
+        </w:hyperlink>
+      </w:r>
+      <w:r>
+        <w:rPr>
+          <w:rFonts w:ascii="Charis SIL Regular" w:hAnsi="Charis SIL Regular" w:eastAsia="Charis SIL Regular"/>
+          <w:b w:val="0"/>
+          <w:i w:val="0"/>
+          <w:color w:val="0000FF"/>
+          <w:sz w:val="24"/>
+        </w:rPr>
+        <w:t>e</w:t>
+      </w:r>
+      <w:r>
+        <w:rPr>
+          <w:rFonts w:ascii="Charis SIL Regular" w:hAnsi="Charis SIL Regular" w:eastAsia="Charis SIL Regular"/>
+          <w:b w:val="0"/>
+          <w:i w:val="0"/>
+          <w:color w:val="000000"/>
+          <w:sz w:val="24"/>
+        </w:rPr>
+        <w:t xml:space="preserve">, </w:t>
+      </w:r>
+      <w:r>
+        <w:rPr>
+          <w:rFonts w:ascii="Charis SIL Regular" w:hAnsi="Charis SIL Regular" w:eastAsia="Charis SIL Regular"/>
+          <w:b w:val="0"/>
+          <w:i w:val="0"/>
+          <w:color w:val="0000FF"/>
+          <w:sz w:val="24"/>
           <w:u w:val="single"/>
         </w:rPr>
-        <w:t>l</w:t>
-      </w:r>
-      <w:r>
-        <w:rPr>
-          <w:rFonts w:ascii="Charis SIL Regular" w:hAnsi="Charis SIL Regular" w:eastAsia="Charis SIL Regular"/>
-          <w:b w:val="0"/>
-          <w:i w:val="0"/>
-          <w:color w:val="0000FF"/>
-          <w:sz w:val="24"/>
-        </w:rPr>
-        <w:t>e</w:t>
-      </w:r>
-      <w:r>
-        <w:rPr>
-          <w:rFonts w:ascii="Charis SIL Regular" w:hAnsi="Charis SIL Regular" w:eastAsia="Charis SIL Regular"/>
-          <w:b w:val="0"/>
-          <w:i w:val="0"/>
-          <w:color w:val="000000"/>
-          <w:sz w:val="24"/>
-        </w:rPr>
-        <w:t xml:space="preserve">, </w:t>
-      </w:r>
-      <w:r>
-        <w:rPr>
-          <w:rFonts w:ascii="Charis SIL Regular" w:hAnsi="Charis SIL Regular" w:eastAsia="Charis SIL Regular"/>
-          <w:b w:val="0"/>
-          <w:i w:val="0"/>
-          <w:color w:val="0000FF"/>
-          <w:sz w:val="24"/>
-          <w:u w:val="single"/>
-        </w:rPr>
-        <w:hyperlink r:id="rId26" w:history="1">
+        <w:hyperlink r:id="rId27" w:history="1">
           <w:r>
             <w:rPr>
               <w:rStyle w:val="Hyperlink"/>
@@ -4913,7 +4858,7 @@
           <w:sz w:val="24"/>
           <w:u w:val="single"/>
         </w:rPr>
-        <w:hyperlink r:id="rId26" w:history="1">
+        <w:hyperlink r:id="rId27" w:history="1">
           <w:r>
             <w:rPr>
               <w:rStyle w:val="Hyperlink"/>
@@ -4942,7 +4887,7 @@
           <w:sz w:val="24"/>
           <w:u w:val="single"/>
         </w:rPr>
-        <w:hyperlink r:id="rId26" w:history="1">
+        <w:hyperlink r:id="rId27" w:history="1">
           <w:r>
             <w:rPr>
               <w:rStyle w:val="Hyperlink"/>
@@ -4971,7 +4916,7 @@
           <w:sz w:val="24"/>
           <w:u w:val="single"/>
         </w:rPr>
-        <w:hyperlink r:id="rId27" w:history="1">
+        <w:hyperlink r:id="rId28" w:history="1">
           <w:r>
             <w:rPr>
               <w:rStyle w:val="Hyperlink"/>
@@ -4989,7 +4934,7 @@
           <w:sz w:val="24"/>
           <w:u w:val="single"/>
         </w:rPr>
-        <w:hyperlink r:id="rId19" w:history="1">
+        <w:hyperlink r:id="rId28" w:history="1">
           <w:r>
             <w:rPr>
               <w:rStyle w:val="Hyperlink"/>
@@ -5018,7 +4963,7 @@
           <w:sz w:val="24"/>
           <w:u w:val="single"/>
         </w:rPr>
-        <w:hyperlink r:id="rId19" w:history="1">
+        <w:hyperlink r:id="rId28" w:history="1">
           <w:r>
             <w:rPr>
               <w:rStyle w:val="Hyperlink"/>
@@ -5036,7 +4981,7 @@
           <w:sz w:val="24"/>
           <w:u w:val="single"/>
         </w:rPr>
-        <w:hyperlink r:id="rId19" w:history="1">
+        <w:hyperlink r:id="rId28" w:history="1">
           <w:r>
             <w:rPr>
               <w:rStyle w:val="Hyperlink"/>
@@ -5167,7 +5112,7 @@
           <w:sz w:val="24"/>
           <w:u w:val="single"/>
         </w:rPr>
-        <w:hyperlink r:id="rId28" w:history="1">
+        <w:hyperlink r:id="rId29" w:history="1">
           <w:r>
             <w:rPr>
               <w:rStyle w:val="Hyperlink"/>
@@ -5185,7 +5130,7 @@
           <w:sz w:val="24"/>
           <w:u w:val="single"/>
         </w:rPr>
-        <w:hyperlink r:id="rId28" w:history="1">
+        <w:hyperlink r:id="rId29" w:history="1">
           <w:r>
             <w:rPr>
               <w:rStyle w:val="Hyperlink"/>
@@ -5203,7 +5148,7 @@
           <w:sz w:val="24"/>
           <w:u w:val="single"/>
         </w:rPr>
-        <w:hyperlink r:id="rId28" w:history="1">
+        <w:hyperlink r:id="rId29" w:history="1">
           <w:r>
             <w:rPr>
               <w:rStyle w:val="Hyperlink"/>
@@ -5221,7 +5166,7 @@
           <w:sz w:val="24"/>
           <w:u w:val="single"/>
         </w:rPr>
-        <w:hyperlink r:id="rId28" w:history="1">
+        <w:hyperlink r:id="rId29" w:history="1">
           <w:r>
             <w:rPr>
               <w:rStyle w:val="Hyperlink"/>
@@ -5249,7 +5194,7 @@
           <w:sz w:val="24"/>
           <w:u w:val="single"/>
         </w:rPr>
-        <w:hyperlink r:id="rId29" w:history="1">
+        <w:hyperlink r:id="rId30" w:history="1">
           <w:r>
             <w:rPr>
               <w:rStyle w:val="Hyperlink"/>
@@ -5267,7 +5212,7 @@
           <w:sz w:val="24"/>
           <w:u w:val="single"/>
         </w:rPr>
-        <w:hyperlink r:id="rId29" w:history="1">
+        <w:hyperlink r:id="rId30" w:history="1">
           <w:r>
             <w:rPr>
               <w:rStyle w:val="Hyperlink"/>
@@ -5296,7 +5241,7 @@
           <w:sz w:val="24"/>
           <w:u w:val="single"/>
         </w:rPr>
-        <w:hyperlink r:id="rId29" w:history="1">
+        <w:hyperlink r:id="rId30" w:history="1">
           <w:r>
             <w:rPr>
               <w:rStyle w:val="Hyperlink"/>
@@ -5403,7 +5348,7 @@
           <w:sz w:val="24"/>
           <w:u w:val="single"/>
         </w:rPr>
-        <w:hyperlink r:id="rId30" w:history="1">
+        <w:hyperlink r:id="rId31" w:history="1">
           <w:r>
             <w:rPr>
               <w:rStyle w:val="Hyperlink"/>
@@ -5432,7 +5377,7 @@
           <w:sz w:val="24"/>
           <w:u w:val="single"/>
         </w:rPr>
-        <w:hyperlink r:id="rId30" w:history="1">
+        <w:hyperlink r:id="rId31" w:history="1">
           <w:r>
             <w:rPr>
               <w:rStyle w:val="Hyperlink"/>
@@ -5460,7 +5405,7 @@
           <w:sz w:val="24"/>
           <w:u w:val="single"/>
         </w:rPr>
-        <w:hyperlink r:id="rId31" w:history="1">
+        <w:hyperlink r:id="rId32" w:history="1">
           <w:r>
             <w:rPr>
               <w:rStyle w:val="Hyperlink"/>
@@ -5489,7 +5434,7 @@
           <w:sz w:val="24"/>
           <w:u w:val="single"/>
         </w:rPr>
-        <w:hyperlink r:id="rId31" w:history="1">
+        <w:hyperlink r:id="rId32" w:history="1">
           <w:r>
             <w:rPr>
               <w:rStyle w:val="Hyperlink"/>
@@ -5613,7 +5558,7 @@
           <w:sz w:val="24"/>
           <w:u w:val="single"/>
         </w:rPr>
-        <w:hyperlink r:id="rId32" w:history="1">
+        <w:hyperlink r:id="rId33" w:history="1">
           <w:r>
             <w:rPr>
               <w:rStyle w:val="Hyperlink"/>
@@ -5631,7 +5576,7 @@
           <w:sz w:val="24"/>
           <w:u w:val="single"/>
         </w:rPr>
-        <w:hyperlink r:id="rId32" w:history="1">
+        <w:hyperlink r:id="rId33" w:history="1">
           <w:r>
             <w:rPr>
               <w:rStyle w:val="Hyperlink"/>
@@ -5649,7 +5594,7 @@
           <w:sz w:val="24"/>
           <w:u w:val="single"/>
         </w:rPr>
-        <w:hyperlink r:id="rId32" w:history="1">
+        <w:hyperlink r:id="rId33" w:history="1">
           <w:r>
             <w:rPr>
               <w:rStyle w:val="Hyperlink"/>
@@ -5830,7 +5775,7 @@
           <w:sz w:val="24"/>
           <w:u w:val="single"/>
         </w:rPr>
-        <w:hyperlink r:id="rId33" w:history="1">
+        <w:hyperlink r:id="rId34" w:history="1">
           <w:r>
             <w:rPr>
               <w:rStyle w:val="Hyperlink"/>
@@ -5848,7 +5793,7 @@
           <w:sz w:val="24"/>
           <w:u w:val="single"/>
         </w:rPr>
-        <w:hyperlink r:id="rId33" w:history="1">
+        <w:hyperlink r:id="rId34" w:history="1">
           <w:r>
             <w:rPr>
               <w:rStyle w:val="Hyperlink"/>
@@ -5866,7 +5811,7 @@
           <w:sz w:val="24"/>
           <w:u w:val="single"/>
         </w:rPr>
-        <w:hyperlink r:id="rId33" w:history="1">
+        <w:hyperlink r:id="rId34" w:history="1">
           <w:r>
             <w:rPr>
               <w:rStyle w:val="Hyperlink"/>
@@ -5884,7 +5829,7 @@
           <w:sz w:val="24"/>
           <w:u w:val="single"/>
         </w:rPr>
-        <w:hyperlink r:id="rId33" w:history="1">
+        <w:hyperlink r:id="rId34" w:history="1">
           <w:r>
             <w:rPr>
               <w:rStyle w:val="Hyperlink"/>
@@ -5902,7 +5847,7 @@
           <w:sz w:val="24"/>
           <w:u w:val="single"/>
         </w:rPr>
-        <w:hyperlink r:id="rId33" w:history="1">
+        <w:hyperlink r:id="rId34" w:history="1">
           <w:r>
             <w:rPr>
               <w:rStyle w:val="Hyperlink"/>
@@ -5920,7 +5865,7 @@
           <w:sz w:val="24"/>
           <w:u w:val="single"/>
         </w:rPr>
-        <w:hyperlink r:id="rId33" w:history="1">
+        <w:hyperlink r:id="rId34" w:history="1">
           <w:r>
             <w:rPr>
               <w:rStyle w:val="Hyperlink"/>
@@ -5938,7 +5883,7 @@
           <w:sz w:val="24"/>
           <w:u w:val="single"/>
         </w:rPr>
-        <w:hyperlink r:id="rId33" w:history="1">
+        <w:hyperlink r:id="rId34" w:history="1">
           <w:r>
             <w:rPr>
               <w:rStyle w:val="Hyperlink"/>
@@ -5956,12 +5901,12 @@
           <w:sz w:val="24"/>
           <w:u w:val="single"/>
         </w:rPr>
-        <w:hyperlink r:id="rId33" w:history="1">
+        <w:hyperlink r:id="rId34" w:history="1">
           <w:r>
             <w:rPr>
               <w:rStyle w:val="Hyperlink"/>
             </w:rPr>
-            <w:t>profie</w:t>
+            <w:t>profiel</w:t>
           </w:r>
         </w:hyperlink>
       </w:r>
@@ -5972,13 +5917,25 @@
           <w:i w:val="0"/>
           <w:color w:val="0000FF"/>
           <w:sz w:val="24"/>
-        </w:rPr>
-        <w:hyperlink r:id="rId33" w:history="1">
+          <w:u w:val="single"/>
+        </w:rPr>
+        <w:t>-</w:t>
+      </w:r>
+      <w:r>
+        <w:rPr>
+          <w:rFonts w:ascii="Charis SIL Regular" w:hAnsi="Charis SIL Regular" w:eastAsia="Charis SIL Regular"/>
+          <w:b w:val="0"/>
+          <w:i w:val="0"/>
+          <w:color w:val="0000FF"/>
+          <w:sz w:val="24"/>
+          <w:u w:val="single"/>
+        </w:rPr>
+        <w:hyperlink r:id="rId34" w:history="1">
           <w:r>
             <w:rPr>
               <w:rStyle w:val="Hyperlink"/>
             </w:rPr>
-            <w:t>l</w:t>
+            <w:t>als</w:t>
           </w:r>
         </w:hyperlink>
       </w:r>
@@ -6001,25 +5958,7 @@
           <w:sz w:val="24"/>
           <w:u w:val="single"/>
         </w:rPr>
-        <w:hyperlink r:id="rId33" w:history="1">
-          <w:r>
-            <w:rPr>
-              <w:rStyle w:val="Hyperlink"/>
-            </w:rPr>
-            <w:t>als-</w:t>
-          </w:r>
-        </w:hyperlink>
-      </w:r>
-      <w:r>
-        <w:rPr>
-          <w:rFonts w:ascii="Charis SIL Regular" w:hAnsi="Charis SIL Regular" w:eastAsia="Charis SIL Regular"/>
-          <w:b w:val="0"/>
-          <w:i w:val="0"/>
-          <w:color w:val="0000FF"/>
-          <w:sz w:val="24"/>
-          <w:u w:val="single"/>
-        </w:rPr>
-        <w:hyperlink r:id="rId33" w:history="1">
+        <w:hyperlink r:id="rId34" w:history="1">
           <w:r>
             <w:rPr>
               <w:rStyle w:val="Hyperlink"/>
@@ -6037,7 +5976,7 @@
           <w:sz w:val="24"/>
           <w:u w:val="single"/>
         </w:rPr>
-        <w:hyperlink r:id="rId33" w:history="1">
+        <w:hyperlink r:id="rId34" w:history="1">
           <w:r>
             <w:rPr>
               <w:rStyle w:val="Hyperlink"/>
@@ -6055,7 +5994,7 @@
           <w:sz w:val="24"/>
           <w:u w:val="single"/>
         </w:rPr>
-        <w:hyperlink r:id="rId33" w:history="1">
+        <w:hyperlink r:id="rId34" w:history="1">
           <w:r>
             <w:rPr>
               <w:rStyle w:val="Hyperlink"/>
@@ -6073,7 +6012,7 @@
           <w:sz w:val="24"/>
           <w:u w:val="single"/>
         </w:rPr>
-        <w:hyperlink r:id="rId33" w:history="1">
+        <w:hyperlink r:id="rId34" w:history="1">
           <w:r>
             <w:rPr>
               <w:rStyle w:val="Hyperlink"/>
@@ -6194,7 +6133,7 @@
           <w:sz w:val="24"/>
           <w:u w:val="single"/>
         </w:rPr>
-        <w:hyperlink r:id="rId34" w:history="1">
+        <w:hyperlink r:id="rId35" w:history="1">
           <w:r>
             <w:rPr>
               <w:rStyle w:val="Hyperlink"/>
@@ -6223,7 +6162,7 @@
           <w:sz w:val="24"/>
           <w:u w:val="single"/>
         </w:rPr>
-        <w:hyperlink r:id="rId34" w:history="1">
+        <w:hyperlink r:id="rId35" w:history="1">
           <w:r>
             <w:rPr>
               <w:rStyle w:val="Hyperlink"/>
@@ -6251,7 +6190,7 @@
           <w:sz w:val="24"/>
           <w:u w:val="single"/>
         </w:rPr>
-        <w:hyperlink r:id="rId35" w:history="1">
+        <w:hyperlink r:id="rId36" w:history="1">
           <w:r>
             <w:rPr>
               <w:rStyle w:val="Hyperlink"/>
@@ -6280,7 +6219,7 @@
           <w:sz w:val="24"/>
           <w:u w:val="single"/>
         </w:rPr>
-        <w:hyperlink r:id="rId35" w:history="1">
+        <w:hyperlink r:id="rId36" w:history="1">
           <w:r>
             <w:rPr>
               <w:rStyle w:val="Hyperlink"/>

--- a/EXPORTS/DOCX/published/niveau2/English/Ghana.docx
+++ b/EXPORTS/DOCX/published/niveau2/English/Ghana.docx
@@ -1286,7 +1286,7 @@
             <w:rPr>
               <w:rStyle w:val="Hyperlink"/>
             </w:rPr>
-            <w:t>buffal</w:t>
+            <w:t>buffa</w:t>
           </w:r>
         </w:hyperlink>
       </w:r>
@@ -1297,36 +1297,13 @@
           <w:i w:val="0"/>
           <w:color w:val="0000FF"/>
           <w:sz w:val="24"/>
-          <w:u w:val="single"/>
-        </w:rPr>
-        <w:t>o</w:t>
-      </w:r>
-      <w:r>
-        <w:rPr>
-          <w:rFonts w:ascii="Charis SIL Regular" w:hAnsi="Charis SIL Regular" w:eastAsia="Charis SIL Regular"/>
-          <w:b w:val="0"/>
-          <w:i w:val="0"/>
-          <w:color w:val="0000FF"/>
-          <w:sz w:val="24"/>
-          <w:u w:val="single"/>
-        </w:rPr>
-        <w:t xml:space="preserve"> </w:t>
-      </w:r>
-      <w:r>
-        <w:rPr>
-          <w:rFonts w:ascii="Charis SIL Regular" w:hAnsi="Charis SIL Regular" w:eastAsia="Charis SIL Regular"/>
-          <w:b w:val="0"/>
-          <w:i w:val="0"/>
-          <w:color w:val="0000FF"/>
-          <w:sz w:val="24"/>
-          <w:u w:val="single"/>
         </w:rPr>
         <w:hyperlink r:id="rId14" w:history="1">
           <w:r>
             <w:rPr>
               <w:rStyle w:val="Hyperlink"/>
             </w:rPr>
-            <w:t>hor</w:t>
+            <w:t>l</w:t>
           </w:r>
         </w:hyperlink>
       </w:r>
@@ -1338,7 +1315,36 @@
           <w:color w:val="0000FF"/>
           <w:sz w:val="24"/>
         </w:rPr>
-        <w:t>n</w:t>
+        <w:t>o</w:t>
+      </w:r>
+      <w:r>
+        <w:rPr>
+          <w:rFonts w:ascii="Charis SIL Regular" w:hAnsi="Charis SIL Regular" w:eastAsia="Charis SIL Regular"/>
+          <w:b w:val="0"/>
+          <w:i w:val="0"/>
+          <w:color w:val="0000FF"/>
+          <w:sz w:val="24"/>
+          <w:u w:val="single"/>
+        </w:rPr>
+        <w:t xml:space="preserve"> </w:t>
+      </w:r>
+      <w:r>
+        <w:rPr>
+          <w:rFonts w:ascii="Charis SIL Regular" w:hAnsi="Charis SIL Regular" w:eastAsia="Charis SIL Regular"/>
+          <w:b w:val="0"/>
+          <w:i w:val="0"/>
+          <w:color w:val="0000FF"/>
+          <w:sz w:val="24"/>
+          <w:u w:val="single"/>
+        </w:rPr>
+        <w:hyperlink r:id="rId14" w:history="1">
+          <w:r>
+            <w:rPr>
+              <w:rStyle w:val="Hyperlink"/>
+            </w:rPr>
+            <w:t>horn</w:t>
+          </w:r>
+        </w:hyperlink>
       </w:r>
       <w:r>
         <w:rPr>
@@ -3601,7 +3607,68 @@
           <w:color w:val="000000"/>
           <w:sz w:val="24"/>
         </w:rPr>
-        <w:t xml:space="preserve">ing to the collection of </w:t>
+        <w:hyperlink r:id="rId21" w:history="1">
+          <w:r>
+            <w:rPr>
+              <w:rStyle w:val="Hyperlink"/>
+            </w:rPr>
+            <w:t>ing to th</w:t>
+          </w:r>
+        </w:hyperlink>
+      </w:r>
+      <w:r>
+        <w:rPr>
+          <w:u w:val="single" w:color="0000ff"/>
+          <w:rFonts w:ascii="Charis SIL Regular" w:hAnsi="Charis SIL Regular" w:eastAsia="Charis SIL Regular"/>
+          <w:b w:val="0"/>
+          <w:i w:val="0"/>
+          <w:color w:val="000000"/>
+          <w:sz w:val="24"/>
+        </w:rPr>
+        <w:hyperlink r:id="rId21" w:history="1">
+          <w:r>
+            <w:rPr>
+              <w:rStyle w:val="Hyperlink"/>
+            </w:rPr>
+            <w:t>e co</w:t>
+          </w:r>
+        </w:hyperlink>
+      </w:r>
+      <w:r>
+        <w:rPr>
+          <w:u w:val="single" w:color="0000ff"/>
+          <w:rFonts w:ascii="Charis SIL Regular" w:hAnsi="Charis SIL Regular" w:eastAsia="Charis SIL Regular"/>
+          <w:b w:val="0"/>
+          <w:i w:val="0"/>
+          <w:color w:val="000000"/>
+          <w:sz w:val="24"/>
+        </w:rPr>
+        <w:hyperlink r:id="rId21" w:history="1">
+          <w:r>
+            <w:rPr>
+              <w:rStyle w:val="Hyperlink"/>
+            </w:rPr>
+            <w:t xml:space="preserve">llection </w:t>
+          </w:r>
+        </w:hyperlink>
+      </w:r>
+      <w:r>
+        <w:rPr>
+          <w:u w:val="single" w:color="0000ff"/>
+          <w:rFonts w:ascii="Charis SIL Regular" w:hAnsi="Charis SIL Regular" w:eastAsia="Charis SIL Regular"/>
+          <w:b w:val="0"/>
+          <w:i w:val="0"/>
+          <w:color w:val="000000"/>
+          <w:sz w:val="24"/>
+        </w:rPr>
+        <w:hyperlink r:id="rId21" w:history="1">
+          <w:r>
+            <w:rPr>
+              <w:rStyle w:val="Hyperlink"/>
+            </w:rPr>
+            <w:t xml:space="preserve">of </w:t>
+          </w:r>
+        </w:hyperlink>
       </w:r>
       <w:r>
         <w:rPr>
@@ -4318,7 +4385,7 @@
           <w:sz w:val="24"/>
           <w:u w:val="single"/>
         </w:rPr>
-        <w:hyperlink r:id="rId24" w:history="1">
+        <w:hyperlink r:id="rId23" w:history="1">
           <w:r>
             <w:rPr>
               <w:rStyle w:val="Hyperlink"/>
@@ -4329,13 +4396,31 @@
       </w:r>
       <w:r>
         <w:rPr>
+          <w:u w:val="single" w:color="0000ff"/>
           <w:rFonts w:ascii="Charis SIL Regular" w:hAnsi="Charis SIL Regular" w:eastAsia="Charis SIL Regular"/>
           <w:b w:val="0"/>
           <w:i w:val="0"/>
           <w:color w:val="000000"/>
           <w:sz w:val="24"/>
         </w:rPr>
-        <w:t xml:space="preserve">, </w:t>
+        <w:hyperlink r:id="rId23" w:history="1">
+          <w:r>
+            <w:rPr>
+              <w:rStyle w:val="Hyperlink"/>
+            </w:rPr>
+            <w:t>,</w:t>
+          </w:r>
+        </w:hyperlink>
+      </w:r>
+      <w:r>
+        <w:rPr>
+          <w:rFonts w:ascii="Charis SIL Regular" w:hAnsi="Charis SIL Regular" w:eastAsia="Charis SIL Regular"/>
+          <w:b w:val="0"/>
+          <w:i w:val="0"/>
+          <w:color w:val="000000"/>
+          <w:sz w:val="24"/>
+        </w:rPr>
+        <w:t xml:space="preserve"> </w:t>
       </w:r>
       <w:r>
         <w:rPr>
@@ -4346,7 +4431,7 @@
           <w:sz w:val="24"/>
           <w:u w:val="single"/>
         </w:rPr>
-        <w:hyperlink r:id="rId25" w:history="1">
+        <w:hyperlink r:id="rId23" w:history="1">
           <w:r>
             <w:rPr>
               <w:rStyle w:val="Hyperlink"/>
@@ -4471,7 +4556,7 @@
           <w:sz w:val="24"/>
           <w:u w:val="single"/>
         </w:rPr>
-        <w:hyperlink r:id="rId26" w:history="1">
+        <w:hyperlink r:id="rId25" w:history="1">
           <w:r>
             <w:rPr>
               <w:rStyle w:val="Hyperlink"/>
@@ -4489,7 +4574,7 @@
           <w:sz w:val="24"/>
           <w:u w:val="single"/>
         </w:rPr>
-        <w:hyperlink r:id="rId26" w:history="1">
+        <w:hyperlink r:id="rId25" w:history="1">
           <w:r>
             <w:rPr>
               <w:rStyle w:val="Hyperlink"/>
@@ -4507,7 +4592,7 @@
           <w:sz w:val="24"/>
           <w:u w:val="single"/>
         </w:rPr>
-        <w:hyperlink r:id="rId26" w:history="1">
+        <w:hyperlink r:id="rId25" w:history="1">
           <w:r>
             <w:rPr>
               <w:rStyle w:val="Hyperlink"/>
@@ -4525,7 +4610,7 @@
           <w:sz w:val="24"/>
           <w:u w:val="single"/>
         </w:rPr>
-        <w:hyperlink r:id="rId26" w:history="1">
+        <w:hyperlink r:id="rId25" w:history="1">
           <w:r>
             <w:rPr>
               <w:rStyle w:val="Hyperlink"/>
@@ -4543,7 +4628,7 @@
           <w:sz w:val="24"/>
           <w:u w:val="single"/>
         </w:rPr>
-        <w:hyperlink r:id="rId26" w:history="1">
+        <w:hyperlink r:id="rId25" w:history="1">
           <w:r>
             <w:rPr>
               <w:rStyle w:val="Hyperlink"/>
@@ -4561,7 +4646,7 @@
           <w:sz w:val="24"/>
           <w:u w:val="single"/>
         </w:rPr>
-        <w:hyperlink r:id="rId26" w:history="1">
+        <w:hyperlink r:id="rId25" w:history="1">
           <w:r>
             <w:rPr>
               <w:rStyle w:val="Hyperlink"/>
@@ -4577,16 +4662,8 @@
           <w:i w:val="0"/>
           <w:color w:val="0000FF"/>
           <w:sz w:val="24"/>
-          <w:u w:val="single"/>
-        </w:rPr>
-        <w:hyperlink r:id="rId26" w:history="1">
-          <w:r>
-            <w:rPr>
-              <w:rStyle w:val="Hyperlink"/>
-            </w:rPr>
-            <w:t>page/31</w:t>
-          </w:r>
-        </w:hyperlink>
+        </w:rPr>
+        <w:t>page/31</w:t>
       </w:r>
     </w:p>
     <w:p>
@@ -4801,15 +4878,9 @@
           <w:i w:val="0"/>
           <w:color w:val="0000FF"/>
           <w:sz w:val="24"/>
-        </w:rPr>
-        <w:hyperlink r:id="rId19" w:history="1">
-          <w:r>
-            <w:rPr>
-              <w:rStyle w:val="Hyperlink"/>
-            </w:rPr>
-            <w:t>l</w:t>
-          </w:r>
-        </w:hyperlink>
+          <w:u w:val="single"/>
+        </w:rPr>
+        <w:t>l</w:t>
       </w:r>
       <w:r>
         <w:rPr>
@@ -4840,7 +4911,7 @@
           <w:sz w:val="24"/>
           <w:u w:val="single"/>
         </w:rPr>
-        <w:hyperlink r:id="rId27" w:history="1">
+        <w:hyperlink r:id="rId26" w:history="1">
           <w:r>
             <w:rPr>
               <w:rStyle w:val="Hyperlink"/>
@@ -4858,7 +4929,7 @@
           <w:sz w:val="24"/>
           <w:u w:val="single"/>
         </w:rPr>
-        <w:hyperlink r:id="rId27" w:history="1">
+        <w:hyperlink r:id="rId19" w:history="1">
           <w:r>
             <w:rPr>
               <w:rStyle w:val="Hyperlink"/>
@@ -4887,7 +4958,7 @@
           <w:sz w:val="24"/>
           <w:u w:val="single"/>
         </w:rPr>
-        <w:hyperlink r:id="rId27" w:history="1">
+        <w:hyperlink r:id="rId19" w:history="1">
           <w:r>
             <w:rPr>
               <w:rStyle w:val="Hyperlink"/>
@@ -4905,7 +4976,14 @@
           <w:color w:val="000000"/>
           <w:sz w:val="24"/>
         </w:rPr>
-        <w:t xml:space="preserve">, </w:t>
+        <w:hyperlink r:id="rId19" w:history="1">
+          <w:r>
+            <w:rPr>
+              <w:rStyle w:val="Hyperlink"/>
+            </w:rPr>
+            <w:t xml:space="preserve">, </w:t>
+          </w:r>
+        </w:hyperlink>
       </w:r>
       <w:r>
         <w:rPr>
@@ -4916,7 +4994,7 @@
           <w:sz w:val="24"/>
           <w:u w:val="single"/>
         </w:rPr>
-        <w:hyperlink r:id="rId28" w:history="1">
+        <w:hyperlink r:id="rId19" w:history="1">
           <w:r>
             <w:rPr>
               <w:rStyle w:val="Hyperlink"/>
@@ -4934,7 +5012,7 @@
           <w:sz w:val="24"/>
           <w:u w:val="single"/>
         </w:rPr>
-        <w:hyperlink r:id="rId28" w:history="1">
+        <w:hyperlink r:id="rId19" w:history="1">
           <w:r>
             <w:rPr>
               <w:rStyle w:val="Hyperlink"/>
@@ -4963,7 +5041,7 @@
           <w:sz w:val="24"/>
           <w:u w:val="single"/>
         </w:rPr>
-        <w:hyperlink r:id="rId28" w:history="1">
+        <w:hyperlink r:id="rId27" w:history="1">
           <w:r>
             <w:rPr>
               <w:rStyle w:val="Hyperlink"/>
@@ -4981,7 +5059,7 @@
           <w:sz w:val="24"/>
           <w:u w:val="single"/>
         </w:rPr>
-        <w:hyperlink r:id="rId28" w:history="1">
+        <w:hyperlink r:id="rId27" w:history="1">
           <w:r>
             <w:rPr>
               <w:rStyle w:val="Hyperlink"/>
@@ -5112,7 +5190,7 @@
           <w:sz w:val="24"/>
           <w:u w:val="single"/>
         </w:rPr>
-        <w:hyperlink r:id="rId29" w:history="1">
+        <w:hyperlink r:id="rId28" w:history="1">
           <w:r>
             <w:rPr>
               <w:rStyle w:val="Hyperlink"/>
@@ -5130,7 +5208,7 @@
           <w:sz w:val="24"/>
           <w:u w:val="single"/>
         </w:rPr>
-        <w:hyperlink r:id="rId29" w:history="1">
+        <w:hyperlink r:id="rId28" w:history="1">
           <w:r>
             <w:rPr>
               <w:rStyle w:val="Hyperlink"/>
@@ -5148,7 +5226,7 @@
           <w:sz w:val="24"/>
           <w:u w:val="single"/>
         </w:rPr>
-        <w:hyperlink r:id="rId29" w:history="1">
+        <w:hyperlink r:id="rId28" w:history="1">
           <w:r>
             <w:rPr>
               <w:rStyle w:val="Hyperlink"/>
@@ -5166,7 +5244,7 @@
           <w:sz w:val="24"/>
           <w:u w:val="single"/>
         </w:rPr>
-        <w:hyperlink r:id="rId29" w:history="1">
+        <w:hyperlink r:id="rId28" w:history="1">
           <w:r>
             <w:rPr>
               <w:rStyle w:val="Hyperlink"/>
@@ -5194,7 +5272,7 @@
           <w:sz w:val="24"/>
           <w:u w:val="single"/>
         </w:rPr>
-        <w:hyperlink r:id="rId30" w:history="1">
+        <w:hyperlink r:id="rId28" w:history="1">
           <w:r>
             <w:rPr>
               <w:rStyle w:val="Hyperlink"/>
@@ -5212,7 +5290,7 @@
           <w:sz w:val="24"/>
           <w:u w:val="single"/>
         </w:rPr>
-        <w:hyperlink r:id="rId30" w:history="1">
+        <w:hyperlink r:id="rId28" w:history="1">
           <w:r>
             <w:rPr>
               <w:rStyle w:val="Hyperlink"/>
@@ -5241,7 +5319,7 @@
           <w:sz w:val="24"/>
           <w:u w:val="single"/>
         </w:rPr>
-        <w:hyperlink r:id="rId30" w:history="1">
+        <w:hyperlink r:id="rId28" w:history="1">
           <w:r>
             <w:rPr>
               <w:rStyle w:val="Hyperlink"/>
@@ -5348,7 +5426,7 @@
           <w:sz w:val="24"/>
           <w:u w:val="single"/>
         </w:rPr>
-        <w:hyperlink r:id="rId31" w:history="1">
+        <w:hyperlink r:id="rId29" w:history="1">
           <w:r>
             <w:rPr>
               <w:rStyle w:val="Hyperlink"/>
@@ -5377,7 +5455,7 @@
           <w:sz w:val="24"/>
           <w:u w:val="single"/>
         </w:rPr>
-        <w:hyperlink r:id="rId31" w:history="1">
+        <w:hyperlink r:id="rId29" w:history="1">
           <w:r>
             <w:rPr>
               <w:rStyle w:val="Hyperlink"/>
@@ -5405,7 +5483,7 @@
           <w:sz w:val="24"/>
           <w:u w:val="single"/>
         </w:rPr>
-        <w:hyperlink r:id="rId32" w:history="1">
+        <w:hyperlink r:id="rId30" w:history="1">
           <w:r>
             <w:rPr>
               <w:rStyle w:val="Hyperlink"/>
@@ -5434,7 +5512,7 @@
           <w:sz w:val="24"/>
           <w:u w:val="single"/>
         </w:rPr>
-        <w:hyperlink r:id="rId32" w:history="1">
+        <w:hyperlink r:id="rId30" w:history="1">
           <w:r>
             <w:rPr>
               <w:rStyle w:val="Hyperlink"/>
@@ -5558,7 +5636,7 @@
           <w:sz w:val="24"/>
           <w:u w:val="single"/>
         </w:rPr>
-        <w:hyperlink r:id="rId33" w:history="1">
+        <w:hyperlink r:id="rId31" w:history="1">
           <w:r>
             <w:rPr>
               <w:rStyle w:val="Hyperlink"/>
@@ -5576,7 +5654,7 @@
           <w:sz w:val="24"/>
           <w:u w:val="single"/>
         </w:rPr>
-        <w:hyperlink r:id="rId33" w:history="1">
+        <w:hyperlink r:id="rId31" w:history="1">
           <w:r>
             <w:rPr>
               <w:rStyle w:val="Hyperlink"/>
@@ -5594,7 +5672,7 @@
           <w:sz w:val="24"/>
           <w:u w:val="single"/>
         </w:rPr>
-        <w:hyperlink r:id="rId33" w:history="1">
+        <w:hyperlink r:id="rId31" w:history="1">
           <w:r>
             <w:rPr>
               <w:rStyle w:val="Hyperlink"/>
@@ -5775,7 +5853,7 @@
           <w:sz w:val="24"/>
           <w:u w:val="single"/>
         </w:rPr>
-        <w:hyperlink r:id="rId34" w:history="1">
+        <w:hyperlink r:id="rId32" w:history="1">
           <w:r>
             <w:rPr>
               <w:rStyle w:val="Hyperlink"/>
@@ -5793,7 +5871,7 @@
           <w:sz w:val="24"/>
           <w:u w:val="single"/>
         </w:rPr>
-        <w:hyperlink r:id="rId34" w:history="1">
+        <w:hyperlink r:id="rId32" w:history="1">
           <w:r>
             <w:rPr>
               <w:rStyle w:val="Hyperlink"/>
@@ -5811,7 +5889,7 @@
           <w:sz w:val="24"/>
           <w:u w:val="single"/>
         </w:rPr>
-        <w:hyperlink r:id="rId34" w:history="1">
+        <w:hyperlink r:id="rId32" w:history="1">
           <w:r>
             <w:rPr>
               <w:rStyle w:val="Hyperlink"/>
@@ -5829,7 +5907,7 @@
           <w:sz w:val="24"/>
           <w:u w:val="single"/>
         </w:rPr>
-        <w:hyperlink r:id="rId34" w:history="1">
+        <w:hyperlink r:id="rId32" w:history="1">
           <w:r>
             <w:rPr>
               <w:rStyle w:val="Hyperlink"/>
@@ -5847,7 +5925,7 @@
           <w:sz w:val="24"/>
           <w:u w:val="single"/>
         </w:rPr>
-        <w:hyperlink r:id="rId34" w:history="1">
+        <w:hyperlink r:id="rId32" w:history="1">
           <w:r>
             <w:rPr>
               <w:rStyle w:val="Hyperlink"/>
@@ -5865,7 +5943,7 @@
           <w:sz w:val="24"/>
           <w:u w:val="single"/>
         </w:rPr>
-        <w:hyperlink r:id="rId34" w:history="1">
+        <w:hyperlink r:id="rId32" w:history="1">
           <w:r>
             <w:rPr>
               <w:rStyle w:val="Hyperlink"/>
@@ -5883,7 +5961,7 @@
           <w:sz w:val="24"/>
           <w:u w:val="single"/>
         </w:rPr>
-        <w:hyperlink r:id="rId34" w:history="1">
+        <w:hyperlink r:id="rId32" w:history="1">
           <w:r>
             <w:rPr>
               <w:rStyle w:val="Hyperlink"/>
@@ -5901,7 +5979,7 @@
           <w:sz w:val="24"/>
           <w:u w:val="single"/>
         </w:rPr>
-        <w:hyperlink r:id="rId34" w:history="1">
+        <w:hyperlink r:id="rId32" w:history="1">
           <w:r>
             <w:rPr>
               <w:rStyle w:val="Hyperlink"/>
@@ -5930,7 +6008,7 @@
           <w:sz w:val="24"/>
           <w:u w:val="single"/>
         </w:rPr>
-        <w:hyperlink r:id="rId34" w:history="1">
+        <w:hyperlink r:id="rId32" w:history="1">
           <w:r>
             <w:rPr>
               <w:rStyle w:val="Hyperlink"/>
@@ -5958,7 +6036,7 @@
           <w:sz w:val="24"/>
           <w:u w:val="single"/>
         </w:rPr>
-        <w:hyperlink r:id="rId34" w:history="1">
+        <w:hyperlink r:id="rId32" w:history="1">
           <w:r>
             <w:rPr>
               <w:rStyle w:val="Hyperlink"/>
@@ -5976,7 +6054,7 @@
           <w:sz w:val="24"/>
           <w:u w:val="single"/>
         </w:rPr>
-        <w:hyperlink r:id="rId34" w:history="1">
+        <w:hyperlink r:id="rId32" w:history="1">
           <w:r>
             <w:rPr>
               <w:rStyle w:val="Hyperlink"/>
@@ -5994,7 +6072,7 @@
           <w:sz w:val="24"/>
           <w:u w:val="single"/>
         </w:rPr>
-        <w:hyperlink r:id="rId34" w:history="1">
+        <w:hyperlink r:id="rId32" w:history="1">
           <w:r>
             <w:rPr>
               <w:rStyle w:val="Hyperlink"/>
@@ -6012,7 +6090,7 @@
           <w:sz w:val="24"/>
           <w:u w:val="single"/>
         </w:rPr>
-        <w:hyperlink r:id="rId34" w:history="1">
+        <w:hyperlink r:id="rId32" w:history="1">
           <w:r>
             <w:rPr>
               <w:rStyle w:val="Hyperlink"/>
@@ -6133,7 +6211,7 @@
           <w:sz w:val="24"/>
           <w:u w:val="single"/>
         </w:rPr>
-        <w:hyperlink r:id="rId35" w:history="1">
+        <w:hyperlink r:id="rId33" w:history="1">
           <w:r>
             <w:rPr>
               <w:rStyle w:val="Hyperlink"/>
@@ -6162,7 +6240,7 @@
           <w:sz w:val="24"/>
           <w:u w:val="single"/>
         </w:rPr>
-        <w:hyperlink r:id="rId35" w:history="1">
+        <w:hyperlink r:id="rId33" w:history="1">
           <w:r>
             <w:rPr>
               <w:rStyle w:val="Hyperlink"/>
@@ -6190,7 +6268,7 @@
           <w:sz w:val="24"/>
           <w:u w:val="single"/>
         </w:rPr>
-        <w:hyperlink r:id="rId36" w:history="1">
+        <w:hyperlink r:id="rId34" w:history="1">
           <w:r>
             <w:rPr>
               <w:rStyle w:val="Hyperlink"/>
@@ -6219,7 +6297,7 @@
           <w:sz w:val="24"/>
           <w:u w:val="single"/>
         </w:rPr>
-        <w:hyperlink r:id="rId36" w:history="1">
+        <w:hyperlink r:id="rId34" w:history="1">
           <w:r>
             <w:rPr>
               <w:rStyle w:val="Hyperlink"/>
